--- a/DA V2.docx
+++ b/DA V2.docx
@@ -58,7 +58,7 @@
     </w:p>
     <w:p>
       <w:r>
-        <w:pict w14:anchorId="1F311798">
+        <w:pict w14:anchorId="782D708E">
           <v:rect id="_x0000_i1149" style="width:0;height:1.5pt" o:hralign="center" o:hrstd="t" o:hr="t" fillcolor="#a0a0a0" stroked="f"/>
         </w:pict>
       </w:r>
@@ -118,7 +118,7 @@
     </w:p>
     <w:p>
       <w:r>
-        <w:pict w14:anchorId="3962E86D">
+        <w:pict w14:anchorId="0243E968">
           <v:rect id="_x0000_i1150" style="width:0;height:1.5pt" o:hralign="center" o:hrstd="t" o:hr="t" fillcolor="#a0a0a0" stroked="f"/>
         </w:pict>
       </w:r>
@@ -153,7 +153,7 @@
     </w:p>
     <w:p>
       <w:r>
-        <w:pict w14:anchorId="227B7F02">
+        <w:pict w14:anchorId="025DEAF7">
           <v:rect id="_x0000_i1151" style="width:0;height:1.5pt" o:hralign="center" o:hrstd="t" o:hr="t" fillcolor="#a0a0a0" stroked="f"/>
         </w:pict>
       </w:r>
@@ -184,7 +184,7 @@
     </w:p>
     <w:p>
       <w:r>
-        <w:pict w14:anchorId="76C4284B">
+        <w:pict w14:anchorId="680BB157">
           <v:rect id="_x0000_i1152" style="width:0;height:1.5pt" o:hralign="center" o:hrstd="t" o:hr="t" fillcolor="#a0a0a0" stroked="f"/>
         </w:pict>
       </w:r>
@@ -248,7 +248,7 @@
     <w:p>
       <w:r>
         <w:lastRenderedPageBreak/>
-        <w:pict w14:anchorId="5E4ACAC4">
+        <w:pict w14:anchorId="239F3C81">
           <v:rect id="_x0000_i1153" style="width:0;height:1.5pt" o:hralign="center" o:hrstd="t" o:hr="t" fillcolor="#a0a0a0" stroked="f"/>
         </w:pict>
       </w:r>
@@ -293,7 +293,7 @@
     </w:p>
     <w:p>
       <w:r>
-        <w:pict w14:anchorId="7651B56A">
+        <w:pict w14:anchorId="2EE0F443">
           <v:rect id="_x0000_i1154" style="width:0;height:1.5pt" o:hralign="center" o:hrstd="t" o:hr="t" fillcolor="#a0a0a0" stroked="f"/>
         </w:pict>
       </w:r>
@@ -339,7 +339,7 @@
     </w:p>
     <w:p>
       <w:r>
-        <w:pict w14:anchorId="37A99925">
+        <w:pict w14:anchorId="07076830">
           <v:rect id="_x0000_i1155" style="width:0;height:1.5pt" o:hralign="center" o:hrstd="t" o:hr="t" fillcolor="#a0a0a0" stroked="f"/>
         </w:pict>
       </w:r>
@@ -357,10 +357,10 @@
           <w:bCs/>
         </w:rPr>
         <w:drawing>
-          <wp:inline distT="0" distB="0" distL="0" distR="0" wp14:anchorId="0065012E" wp14:editId="63B2C848">
+          <wp:inline distT="0" distB="0" distL="0" distR="0" wp14:anchorId="4234B59B" wp14:editId="1C89C410">
             <wp:extent cx="304800" cy="304800"/>
             <wp:effectExtent l="0" t="0" r="0" b="0"/>
-            <wp:docPr id="267215447" name="Image 8" descr="🌿"/>
+            <wp:docPr id="1665321634" name="Image 8" descr="🌿"/>
             <wp:cNvGraphicFramePr>
               <a:graphicFrameLocks xmlns:a="http://schemas.openxmlformats.org/drawingml/2006/main" noChangeAspect="1"/>
             </wp:cNvGraphicFramePr>
@@ -415,7 +415,7 @@
     </w:p>
     <w:p>
       <w:r>
-        <w:pict w14:anchorId="3DEAE1EE">
+        <w:pict w14:anchorId="7B27CFAD">
           <v:rect id="_x0000_i1157" style="width:0;height:1.5pt" o:hralign="center" o:hrstd="t" o:hr="t" fillcolor="#a0a0a0" stroked="f"/>
         </w:pict>
       </w:r>
@@ -489,7 +489,7 @@
     </w:p>
     <w:p>
       <w:r>
-        <w:pict w14:anchorId="76EA4558">
+        <w:pict w14:anchorId="41570DEB">
           <v:rect id="_x0000_i1158" style="width:0;height:1.5pt" o:hralign="center" o:hrstd="t" o:hr="t" fillcolor="#a0a0a0" stroked="f"/>
         </w:pict>
       </w:r>
@@ -526,7 +526,7 @@
     </w:p>
     <w:p>
       <w:r>
-        <w:pict w14:anchorId="1473400D">
+        <w:pict w14:anchorId="43BDC3C4">
           <v:rect id="_x0000_i1159" style="width:0;height:1.5pt" o:hralign="center" o:hrstd="t" o:hr="t" fillcolor="#a0a0a0" stroked="f"/>
         </w:pict>
       </w:r>
@@ -544,10 +544,10 @@
           <w:bCs/>
         </w:rPr>
         <w:drawing>
-          <wp:inline distT="0" distB="0" distL="0" distR="0" wp14:anchorId="246CE899" wp14:editId="509B6512">
+          <wp:inline distT="0" distB="0" distL="0" distR="0" wp14:anchorId="620C1669" wp14:editId="10F8001D">
             <wp:extent cx="304800" cy="304800"/>
             <wp:effectExtent l="0" t="0" r="0" b="0"/>
-            <wp:docPr id="2125094489" name="Image 7" descr="🌿"/>
+            <wp:docPr id="1234445671" name="Image 7" descr="🌿"/>
             <wp:cNvGraphicFramePr>
               <a:graphicFrameLocks xmlns:a="http://schemas.openxmlformats.org/drawingml/2006/main" noChangeAspect="1"/>
             </wp:cNvGraphicFramePr>
@@ -630,7 +630,7 @@
     </w:p>
     <w:p>
       <w:r>
-        <w:pict w14:anchorId="01240011">
+        <w:pict w14:anchorId="04C49CAE">
           <v:rect id="_x0000_i1161" style="width:0;height:1.5pt" o:hralign="center" o:hrstd="t" o:hr="t" fillcolor="#a0a0a0" stroked="f"/>
         </w:pict>
       </w:r>
@@ -665,7 +665,7 @@
     </w:p>
     <w:p>
       <w:r>
-        <w:pict w14:anchorId="5D232E6B">
+        <w:pict w14:anchorId="05BB6D39">
           <v:rect id="_x0000_i1162" style="width:0;height:1.5pt" o:hralign="center" o:hrstd="t" o:hr="t" fillcolor="#a0a0a0" stroked="f"/>
         </w:pict>
       </w:r>
@@ -683,10 +683,10 @@
           <w:bCs/>
         </w:rPr>
         <w:drawing>
-          <wp:inline distT="0" distB="0" distL="0" distR="0" wp14:anchorId="29B89916" wp14:editId="1D9B7E57">
+          <wp:inline distT="0" distB="0" distL="0" distR="0" wp14:anchorId="0259C50E" wp14:editId="6234A1E3">
             <wp:extent cx="304800" cy="304800"/>
             <wp:effectExtent l="0" t="0" r="0" b="0"/>
-            <wp:docPr id="1141699950" name="Image 6" descr="🌿"/>
+            <wp:docPr id="227603807" name="Image 6" descr="🌿"/>
             <wp:cNvGraphicFramePr>
               <a:graphicFrameLocks xmlns:a="http://schemas.openxmlformats.org/drawingml/2006/main" noChangeAspect="1"/>
             </wp:cNvGraphicFramePr>
@@ -763,7 +763,7 @@
     </w:p>
     <w:p>
       <w:r>
-        <w:pict w14:anchorId="29D5BA9C">
+        <w:pict w14:anchorId="48E9570B">
           <v:rect id="_x0000_i1164" style="width:0;height:1.5pt" o:hralign="center" o:hrstd="t" o:hr="t" fillcolor="#a0a0a0" stroked="f"/>
         </w:pict>
       </w:r>
@@ -781,10 +781,10 @@
           <w:bCs/>
         </w:rPr>
         <w:drawing>
-          <wp:inline distT="0" distB="0" distL="0" distR="0" wp14:anchorId="0764AF71" wp14:editId="4206FD99">
+          <wp:inline distT="0" distB="0" distL="0" distR="0" wp14:anchorId="3ABD1A3D" wp14:editId="47F34738">
             <wp:extent cx="304800" cy="304800"/>
             <wp:effectExtent l="0" t="0" r="0" b="0"/>
-            <wp:docPr id="1402373203" name="Image 5" descr="🌿"/>
+            <wp:docPr id="389430888" name="Image 5" descr="🌿"/>
             <wp:cNvGraphicFramePr>
               <a:graphicFrameLocks xmlns:a="http://schemas.openxmlformats.org/drawingml/2006/main" noChangeAspect="1"/>
             </wp:cNvGraphicFramePr>

--- a/DA V2.docx
+++ b/DA V2.docx
@@ -14,353 +14,11 @@
           <w:b/>
           <w:bCs/>
         </w:rPr>
-        <w:t>AJUSTEMENTS (version 4) </w:t>
-      </w:r>
-    </w:p>
-    <w:p>
-      <w:pPr>
-        <w:rPr>
-          <w:b/>
-          <w:bCs/>
-        </w:rPr>
-      </w:pPr>
-      <w:r>
-        <w:rPr>
-          <w:b/>
-          <w:bCs/>
-        </w:rPr>
-        <w:t>Essence de la marque</w:t>
-      </w:r>
-    </w:p>
-    <w:p>
-      <w:r>
-        <w:rPr>
-          <w:b/>
-          <w:bCs/>
-        </w:rPr>
-        <w:t>Only Inside</w:t>
-      </w:r>
-      <w:r>
-        <w:rPr>
-          <w:b/>
-          <w:bCs/>
-        </w:rPr>
-        <w:br/>
-      </w:r>
-      <w:r>
-        <w:t>Un espace pour revenir à soi, simplement.</w:t>
-      </w:r>
-    </w:p>
-    <w:p>
-      <w:r>
-        <w:br/>
-      </w:r>
-    </w:p>
-    <w:p>
-      <w:r>
-        <w:pict w14:anchorId="782D708E">
-          <v:rect id="_x0000_i1149" style="width:0;height:1.5pt" o:hralign="center" o:hrstd="t" o:hr="t" fillcolor="#a0a0a0" stroked="f"/>
-        </w:pict>
-      </w:r>
-    </w:p>
-    <w:p>
-      <w:pPr>
-        <w:rPr>
-          <w:b/>
-          <w:bCs/>
-        </w:rPr>
-      </w:pPr>
-      <w:r>
-        <w:rPr>
-          <w:b/>
-          <w:bCs/>
-        </w:rPr>
-        <w:t>Hero</w:t>
-      </w:r>
-    </w:p>
-    <w:p>
-      <w:r>
-        <w:t>Only Inside</w:t>
-      </w:r>
-      <w:r>
-        <w:br/>
-        <w:t>Ici, le corps est écouté.</w:t>
-      </w:r>
-    </w:p>
-    <w:p>
-      <w:r>
-        <w:br/>
-      </w:r>
-    </w:p>
-    <w:p>
-      <w:pPr>
-        <w:rPr>
-          <w:b/>
-          <w:bCs/>
-        </w:rPr>
-      </w:pPr>
-      <w:r>
-        <w:rPr>
-          <w:b/>
-          <w:bCs/>
-        </w:rPr>
-        <w:t>Section 1 — L’espace</w:t>
-      </w:r>
-    </w:p>
-    <w:p>
-      <w:r>
-        <w:t>Un espace pour se déposer,</w:t>
-      </w:r>
-      <w:r>
-        <w:br/>
-        <w:t>et laisser le corps revenir à lui.</w:t>
-      </w:r>
-    </w:p>
-    <w:p>
-      <w:r>
-        <w:pict w14:anchorId="0243E968">
-          <v:rect id="_x0000_i1150" style="width:0;height:1.5pt" o:hralign="center" o:hrstd="t" o:hr="t" fillcolor="#a0a0a0" stroked="f"/>
-        </w:pict>
-      </w:r>
-    </w:p>
-    <w:p>
-      <w:pPr>
-        <w:rPr>
-          <w:b/>
-          <w:bCs/>
-        </w:rPr>
-      </w:pPr>
-      <w:r>
-        <w:rPr>
-          <w:b/>
-          <w:bCs/>
-        </w:rPr>
-        <w:t>Section 2 — Le soin</w:t>
-      </w:r>
-    </w:p>
-    <w:p>
-      <w:r>
-        <w:t>Un massage unique.</w:t>
-      </w:r>
-      <w:r>
-        <w:br/>
-        <w:t>Lent, enveloppant, parfois plus appuyé.</w:t>
-      </w:r>
-      <w:r>
-        <w:br/>
-        <w:t>Un toucher qui s’adapte, qui écoute.</w:t>
-      </w:r>
-    </w:p>
-    <w:p>
-      <w:r>
-        <w:pict w14:anchorId="025DEAF7">
-          <v:rect id="_x0000_i1151" style="width:0;height:1.5pt" o:hralign="center" o:hrstd="t" o:hr="t" fillcolor="#a0a0a0" stroked="f"/>
-        </w:pict>
-      </w:r>
-    </w:p>
-    <w:p>
-      <w:pPr>
-        <w:rPr>
-          <w:b/>
-          <w:bCs/>
-        </w:rPr>
-      </w:pPr>
-      <w:r>
-        <w:rPr>
-          <w:b/>
-          <w:bCs/>
-        </w:rPr>
-        <w:t>Section 3 — Pour qui</w:t>
-      </w:r>
-    </w:p>
-    <w:p>
-      <w:r>
-        <w:t>Pour celles et ceux qui ressentent le besoin de ralentir.</w:t>
-      </w:r>
-      <w:r>
-        <w:br/>
-        <w:t>Revenir à quelque chose de plus simple, plus vrai.</w:t>
-      </w:r>
-    </w:p>
-    <w:p>
-      <w:r>
-        <w:pict w14:anchorId="680BB157">
-          <v:rect id="_x0000_i1152" style="width:0;height:1.5pt" o:hralign="center" o:hrstd="t" o:hr="t" fillcolor="#a0a0a0" stroked="f"/>
-        </w:pict>
-      </w:r>
-    </w:p>
-    <w:p>
-      <w:pPr>
-        <w:rPr>
-          <w:b/>
-          <w:bCs/>
-        </w:rPr>
-      </w:pPr>
-      <w:r>
-        <w:rPr>
-          <w:b/>
-          <w:bCs/>
-        </w:rPr>
-        <w:t>Section 4 — Présentation</w:t>
-      </w:r>
-    </w:p>
-    <w:p>
-      <w:r>
-        <w:t>Je m’appelle Eugénie.</w:t>
-      </w:r>
-      <w:r>
-        <w:br/>
-        <w:t>Je suis gersoise d’origine.</w:t>
-      </w:r>
-    </w:p>
-    <w:p>
-      <w:r>
-        <w:t>Mon chemin m’a menée du monde du luxe, sur la côte d’Azur, aux ashrams en Inde,</w:t>
-      </w:r>
-      <w:r>
-        <w:br/>
-        <w:t>avant de revenir à quelque chose de plus simple.</w:t>
-      </w:r>
-    </w:p>
-    <w:p>
-      <w:r>
-        <w:t>Aujourd’hui, j’accompagne par le corps,</w:t>
-      </w:r>
-      <w:r>
-        <w:br/>
-        <w:t>avec une approche nourrie par le massage, le yoga, la méditation,</w:t>
-      </w:r>
-      <w:r>
-        <w:br/>
-        <w:t>et par un travail continu autour de la présence et de l’écoute.</w:t>
-      </w:r>
-    </w:p>
-    <w:p>
-      <w:r>
-        <w:t>Je poursuis également une formation en thérapies humanistes.</w:t>
-      </w:r>
-    </w:p>
-    <w:p>
-      <w:r>
-        <w:t>Chaque séance est avant tout une présence.</w:t>
-      </w:r>
-    </w:p>
-    <w:p>
-      <w:r>
-        <w:lastRenderedPageBreak/>
-        <w:pict w14:anchorId="239F3C81">
-          <v:rect id="_x0000_i1153" style="width:0;height:1.5pt" o:hralign="center" o:hrstd="t" o:hr="t" fillcolor="#a0a0a0" stroked="f"/>
-        </w:pict>
-      </w:r>
-    </w:p>
-    <w:p>
-      <w:pPr>
-        <w:rPr>
-          <w:b/>
-          <w:bCs/>
-        </w:rPr>
-      </w:pPr>
-      <w:r>
-        <w:rPr>
-          <w:b/>
-          <w:bCs/>
-        </w:rPr>
-        <w:t>Section 5 — Tarifs</w:t>
-      </w:r>
-    </w:p>
-    <w:p>
-      <w:r>
-        <w:t>1h15 — 80€</w:t>
-      </w:r>
-      <w:r>
-        <w:br/>
-        <w:t>1h30 — 100€</w:t>
-      </w:r>
-    </w:p>
-    <w:p>
-      <w:r>
-        <w:t>Un temps d’accueil et de retour au calme est prévu.</w:t>
-      </w:r>
-    </w:p>
-    <w:p>
-      <w:r>
-        <w:rPr>
-          <w:i/>
-          <w:iCs/>
-        </w:rPr>
-        <w:t>Pour une première séance, prévoir quelques minutes d’avance.</w:t>
-      </w:r>
-    </w:p>
-    <w:p>
-      <w:r>
-        <w:pict w14:anchorId="2EE0F443">
-          <v:rect id="_x0000_i1154" style="width:0;height:1.5pt" o:hralign="center" o:hrstd="t" o:hr="t" fillcolor="#a0a0a0" stroked="f"/>
-        </w:pict>
-      </w:r>
-    </w:p>
-    <w:p>
-      <w:pPr>
-        <w:rPr>
-          <w:b/>
-          <w:bCs/>
-        </w:rPr>
-      </w:pPr>
-      <w:r>
-        <w:rPr>
-          <w:b/>
-          <w:bCs/>
-        </w:rPr>
-        <w:t>Section 6 — Réservation</w:t>
-      </w:r>
-    </w:p>
-    <w:p>
-      <w:r>
-        <w:t>Les rendez-vous se font simplement,</w:t>
-      </w:r>
-      <w:r>
-        <w:br/>
-        <w:t>en me contactant directement.</w:t>
-      </w:r>
-    </w:p>
-    <w:p>
-      <w:r>
-        <w:t>Par message, WhatsApp ou email.</w:t>
-      </w:r>
-    </w:p>
-    <w:p>
-      <w:r>
-        <w:t>Les créneaux sont limités.</w:t>
-      </w:r>
-    </w:p>
-    <w:p>
-      <w:r>
-        <w:t>Je vous répondrai avec attention.</w:t>
-      </w:r>
-    </w:p>
-    <w:p>
-      <w:r>
-        <w:pict w14:anchorId="07076830">
-          <v:rect id="_x0000_i1155" style="width:0;height:1.5pt" o:hralign="center" o:hrstd="t" o:hr="t" fillcolor="#a0a0a0" stroked="f"/>
-        </w:pict>
-      </w:r>
-    </w:p>
-    <w:p>
-      <w:pPr>
-        <w:rPr>
-          <w:b/>
-          <w:bCs/>
-        </w:rPr>
-      </w:pPr>
-      <w:r>
-        <w:rPr>
-          <w:b/>
-          <w:bCs/>
-        </w:rPr>
         <w:drawing>
-          <wp:inline distT="0" distB="0" distL="0" distR="0" wp14:anchorId="4234B59B" wp14:editId="1C89C410">
+          <wp:inline distT="0" distB="0" distL="0" distR="0" wp14:anchorId="0773B2BA" wp14:editId="7F949085">
             <wp:extent cx="304800" cy="304800"/>
             <wp:effectExtent l="0" t="0" r="0" b="0"/>
-            <wp:docPr id="1665321634" name="Image 8" descr="🌿"/>
+            <wp:docPr id="542193831" name="Image 8" descr="🌿"/>
             <wp:cNvGraphicFramePr>
               <a:graphicFrameLocks xmlns:a="http://schemas.openxmlformats.org/drawingml/2006/main" noChangeAspect="1"/>
             </wp:cNvGraphicFramePr>
@@ -368,13 +26,13 @@
               <a:graphicData uri="http://schemas.openxmlformats.org/drawingml/2006/picture">
                 <pic:pic xmlns:pic="http://schemas.openxmlformats.org/drawingml/2006/picture">
                   <pic:nvPicPr>
-                    <pic:cNvPr id="0" name="Picture 132" descr="🌿"/>
+                    <pic:cNvPr id="0" name="Picture 122" descr="🌿"/>
                     <pic:cNvPicPr>
                       <a:picLocks noChangeAspect="1" noChangeArrowheads="1"/>
                     </pic:cNvPicPr>
                   </pic:nvPicPr>
                   <pic:blipFill>
-                    <a:blip r:embed="rId4">
+                    <a:blip r:embed="rId5">
                       <a:extLst>
                         <a:ext uri="{28A0092B-C50C-407E-A947-70E740481C1C}">
                           <a14:useLocalDpi xmlns:a14="http://schemas.microsoft.com/office/drawing/2010/main" val="0"/>
@@ -410,128 +68,159 @@
           <w:b/>
           <w:bCs/>
         </w:rPr>
-        <w:t> PAGE “LE SOIN”</w:t>
-      </w:r>
-    </w:p>
-    <w:p>
-      <w:r>
-        <w:pict w14:anchorId="7B27CFAD">
-          <v:rect id="_x0000_i1157" style="width:0;height:1.5pt" o:hralign="center" o:hrstd="t" o:hr="t" fillcolor="#a0a0a0" stroked="f"/>
+        <w:t> VERSION PROPRE À ENVOYER À TA DA</w:t>
+      </w:r>
+    </w:p>
+    <w:p>
+      <w:pPr>
+        <w:numPr>
+          <w:ilvl w:val="0"/>
+          <w:numId w:val="1"/>
+        </w:numPr>
+        <w:rPr>
+          <w:b/>
+          <w:bCs/>
+        </w:rPr>
+      </w:pPr>
+      <w:r>
+        <w:rPr>
+          <w:b/>
+          <w:bCs/>
+        </w:rPr>
+        <w:t>Pas de prix affiché pour le yoga → </w:t>
+      </w:r>
+    </w:p>
+    <w:p>
+      <w:pPr>
+        <w:rPr>
+          <w:b/>
+          <w:bCs/>
+        </w:rPr>
+      </w:pPr>
+      <w:r>
+        <w:rPr>
+          <w:b/>
+          <w:bCs/>
+        </w:rPr>
+        <w:t>Je propose également des séances de yoga et de méditation,</w:t>
+      </w:r>
+      <w:r>
+        <w:rPr>
+          <w:b/>
+          <w:bCs/>
+        </w:rPr>
+        <w:br/>
+        <w:t>notamment dans le cadre d’événements ou de petits groupes.</w:t>
+      </w:r>
+    </w:p>
+    <w:p>
+      <w:pPr>
+        <w:rPr>
+          <w:b/>
+          <w:bCs/>
+        </w:rPr>
+      </w:pPr>
+      <w:r>
+        <w:rPr>
+          <w:b/>
+          <w:bCs/>
+        </w:rPr>
+        <w:t>Les modalités et tarifs sont adaptés en fonction de la demande.</w:t>
+      </w:r>
+      <w:r>
+        <w:rPr>
+          <w:b/>
+          <w:bCs/>
+        </w:rPr>
+        <w:br/>
+        <w:t>Je vous invite à me contacter directement afin d’en discuter ensemble.</w:t>
+      </w:r>
+    </w:p>
+    <w:p>
+      <w:pPr>
+        <w:rPr>
+          <w:b/>
+          <w:bCs/>
+        </w:rPr>
+      </w:pPr>
+      <w:r>
+        <w:rPr>
+          <w:b/>
+          <w:bCs/>
+        </w:rPr>
+        <w:br/>
+      </w:r>
+    </w:p>
+    <w:p>
+      <w:pPr>
+        <w:numPr>
+          <w:ilvl w:val="0"/>
+          <w:numId w:val="2"/>
+        </w:numPr>
+        <w:rPr>
+          <w:b/>
+          <w:bCs/>
+        </w:rPr>
+      </w:pPr>
+      <w:r>
+        <w:rPr>
+          <w:b/>
+          <w:bCs/>
+        </w:rPr>
+        <w:t>Citation (à placer en bas de page) :</w:t>
+      </w:r>
+    </w:p>
+    <w:p>
+      <w:pPr>
+        <w:rPr>
+          <w:b/>
+          <w:bCs/>
+        </w:rPr>
+      </w:pPr>
+      <w:r>
+        <w:rPr>
+          <w:b/>
+          <w:bCs/>
+          <w:i/>
+          <w:iCs/>
+        </w:rPr>
+        <w:t>“Le corps sait des choses que nous ne savons pas encore.”</w:t>
+      </w:r>
+      <w:r>
+        <w:rPr>
+          <w:b/>
+          <w:bCs/>
+        </w:rPr>
+        <w:t xml:space="preserve"> — E. </w:t>
+      </w:r>
+      <w:proofErr w:type="spellStart"/>
+      <w:r>
+        <w:rPr>
+          <w:b/>
+          <w:bCs/>
+        </w:rPr>
+        <w:t>Gendlin</w:t>
+      </w:r>
+      <w:proofErr w:type="spellEnd"/>
+    </w:p>
+    <w:p>
+      <w:pPr>
+        <w:rPr>
+          <w:b/>
+          <w:bCs/>
+        </w:rPr>
+      </w:pPr>
+      <w:r>
+        <w:rPr>
+          <w:b/>
+          <w:bCs/>
+        </w:rPr>
+        <w:pict w14:anchorId="7C9C47C2">
+          <v:rect id="_x0000_i1147" style="width:0;height:1.5pt" o:hralign="center" o:hrstd="t" o:hr="t" fillcolor="#a0a0a0" stroked="f"/>
         </w:pict>
       </w:r>
     </w:p>
     <w:p>
-      <w:r>
-        <w:t>Un massage unique.</w:t>
-      </w:r>
-    </w:p>
-    <w:p>
-      <w:r>
-        <w:t>Un soin qui se construit dans l’instant,</w:t>
-      </w:r>
-      <w:r>
-        <w:br/>
-        <w:t>à partir de ce qui est là.</w:t>
-      </w:r>
-    </w:p>
-    <w:p>
-      <w:r>
-        <w:t>Le toucher est lent, enveloppant, parfois plus appuyé.</w:t>
-      </w:r>
-      <w:r>
-        <w:br/>
-        <w:t>Il va là où le corps en a besoin.</w:t>
-      </w:r>
-    </w:p>
-    <w:p>
-      <w:r>
-        <w:t>Un espace où le corps peut se déposer,</w:t>
-      </w:r>
-      <w:r>
-        <w:br/>
-        <w:t>et retrouver ses ressources.</w:t>
-      </w:r>
-    </w:p>
-    <w:p>
-      <w:r>
-        <w:br/>
-      </w:r>
-    </w:p>
-    <w:p>
-      <w:pPr>
-        <w:rPr>
-          <w:b/>
-          <w:bCs/>
-        </w:rPr>
-      </w:pPr>
-      <w:r>
-        <w:rPr>
-          <w:b/>
-          <w:bCs/>
-        </w:rPr>
-        <w:t>Informations supplémentaires</w:t>
-      </w:r>
-    </w:p>
-    <w:p>
-      <w:r>
-        <w:t>Le soin se reçoit à l’huile d’amande douce chaude, jusqu’au cuir chevelu.</w:t>
-      </w:r>
-    </w:p>
-    <w:p>
-      <w:r>
-        <w:t>Prendre le temps ensuite fait partie de l’expérience.</w:t>
-      </w:r>
-    </w:p>
-    <w:p>
-      <w:r>
-        <w:br/>
-      </w:r>
-    </w:p>
-    <w:p>
-      <w:r>
-        <w:pict w14:anchorId="41570DEB">
-          <v:rect id="_x0000_i1158" style="width:0;height:1.5pt" o:hralign="center" o:hrstd="t" o:hr="t" fillcolor="#a0a0a0" stroked="f"/>
-        </w:pict>
-      </w:r>
-    </w:p>
-    <w:p>
-      <w:pPr>
-        <w:rPr>
-          <w:b/>
-          <w:bCs/>
-        </w:rPr>
-      </w:pPr>
-      <w:r>
-        <w:rPr>
-          <w:b/>
-          <w:bCs/>
-        </w:rPr>
-        <w:t>Signature</w:t>
-      </w:r>
-    </w:p>
-    <w:p>
-      <w:r>
-        <w:lastRenderedPageBreak/>
-        <w:t>Only Inside</w:t>
-      </w:r>
-      <w:r>
-        <w:br/>
-        <w:t>Ici, le corps est écouté.</w:t>
-      </w:r>
-    </w:p>
-    <w:p>
-      <w:r>
-        <w:br/>
-      </w:r>
-    </w:p>
-    <w:p>
-      <w:r>
-        <w:pict w14:anchorId="43BDC3C4">
-          <v:rect id="_x0000_i1159" style="width:0;height:1.5pt" o:hralign="center" o:hrstd="t" o:hr="t" fillcolor="#a0a0a0" stroked="f"/>
-        </w:pict>
-      </w:r>
-    </w:p>
-    <w:p>
       <w:pPr>
         <w:rPr>
           <w:b/>
@@ -544,10 +233,10 @@
           <w:bCs/>
         </w:rPr>
         <w:drawing>
-          <wp:inline distT="0" distB="0" distL="0" distR="0" wp14:anchorId="620C1669" wp14:editId="10F8001D">
+          <wp:inline distT="0" distB="0" distL="0" distR="0" wp14:anchorId="1279D48A" wp14:editId="1907BC28">
             <wp:extent cx="304800" cy="304800"/>
             <wp:effectExtent l="0" t="0" r="0" b="0"/>
-            <wp:docPr id="1234445671" name="Image 7" descr="🌿"/>
+            <wp:docPr id="1078625439" name="Image 7" descr="🌿"/>
             <wp:cNvGraphicFramePr>
               <a:graphicFrameLocks xmlns:a="http://schemas.openxmlformats.org/drawingml/2006/main" noChangeAspect="1"/>
             </wp:cNvGraphicFramePr>
@@ -555,13 +244,13 @@
               <a:graphicData uri="http://schemas.openxmlformats.org/drawingml/2006/picture">
                 <pic:pic xmlns:pic="http://schemas.openxmlformats.org/drawingml/2006/picture">
                   <pic:nvPicPr>
-                    <pic:cNvPr id="0" name="Picture 136" descr="🌿"/>
+                    <pic:cNvPr id="0" name="Picture 124" descr="🌿"/>
                     <pic:cNvPicPr>
                       <a:picLocks noChangeAspect="1" noChangeArrowheads="1"/>
                     </pic:cNvPicPr>
                   </pic:nvPicPr>
                   <pic:blipFill>
-                    <a:blip r:embed="rId4">
+                    <a:blip r:embed="rId5">
                       <a:extLst>
                         <a:ext uri="{28A0092B-C50C-407E-A947-70E740481C1C}">
                           <a14:useLocalDpi xmlns:a14="http://schemas.microsoft.com/office/drawing/2010/main" val="0"/>
@@ -597,41 +286,252 @@
           <w:b/>
           <w:bCs/>
         </w:rPr>
-        <w:t> AUTRES INFORMATIONS</w:t>
-      </w:r>
-    </w:p>
-    <w:p>
-      <w:r>
+        <w:t> PAGE ACCUEIL</w:t>
+      </w:r>
+    </w:p>
+    <w:p>
+      <w:pPr>
+        <w:rPr>
+          <w:b/>
+          <w:bCs/>
+        </w:rPr>
+      </w:pPr>
+      <w:r>
+        <w:rPr>
+          <w:b/>
+          <w:bCs/>
+        </w:rPr>
+        <w:t>Présentation</w:t>
+      </w:r>
+    </w:p>
+    <w:p>
+      <w:pPr>
+        <w:rPr>
+          <w:b/>
+          <w:bCs/>
+        </w:rPr>
+      </w:pPr>
+      <w:r>
+        <w:rPr>
+          <w:b/>
+          <w:bCs/>
+        </w:rPr>
+        <w:t>Je m’appelle Eugénie.</w:t>
+      </w:r>
+      <w:r>
+        <w:rPr>
+          <w:b/>
+          <w:bCs/>
+        </w:rPr>
         <w:br/>
-      </w:r>
-    </w:p>
-    <w:p>
-      <w:r>
-        <w:t>Je me déplace également à domicile</w:t>
-      </w:r>
-      <w:r>
+        <w:t>Je suis gersoise d’origine.</w:t>
+      </w:r>
+    </w:p>
+    <w:p>
+      <w:pPr>
+        <w:rPr>
+          <w:b/>
+          <w:bCs/>
+        </w:rPr>
+      </w:pPr>
+      <w:r>
+        <w:rPr>
+          <w:b/>
+          <w:bCs/>
+        </w:rPr>
+        <w:t>Mon chemin m’a menée du monde du luxe, sur la côte d’Azur, aux ashrams en Inde,</w:t>
+      </w:r>
+      <w:r>
+        <w:rPr>
+          <w:b/>
+          <w:bCs/>
+        </w:rPr>
         <w:br/>
-        <w:t>(à partir de 100€, hors frais de déplacement).</w:t>
-      </w:r>
-    </w:p>
-    <w:p>
-      <w:r>
-        <w:t>Je propose aussi des cours de hatha yoga et de méditation,</w:t>
-      </w:r>
-      <w:r>
+        <w:t>avant de revenir à quelque chose de plus simple.</w:t>
+      </w:r>
+    </w:p>
+    <w:p>
+      <w:pPr>
+        <w:rPr>
+          <w:b/>
+          <w:bCs/>
+        </w:rPr>
+      </w:pPr>
+      <w:r>
+        <w:rPr>
+          <w:b/>
+          <w:bCs/>
+        </w:rPr>
+        <w:t>Aujourd’hui, j’accompagne par le corps,</w:t>
+      </w:r>
+      <w:r>
+        <w:rPr>
+          <w:b/>
+          <w:bCs/>
+        </w:rPr>
         <w:br/>
-        <w:t>notamment dans le cadre d’événements.</w:t>
-      </w:r>
-    </w:p>
-    <w:p>
-      <w:r>
+        <w:t>avec une approche nourrie par le massage, le yoga et la méditation,</w:t>
+      </w:r>
+      <w:r>
+        <w:rPr>
+          <w:b/>
+          <w:bCs/>
+        </w:rPr>
         <w:br/>
-      </w:r>
-    </w:p>
-    <w:p>
-      <w:r>
-        <w:pict w14:anchorId="04C49CAE">
-          <v:rect id="_x0000_i1161" style="width:0;height:1.5pt" o:hralign="center" o:hrstd="t" o:hr="t" fillcolor="#a0a0a0" stroked="f"/>
+        <w:t>et par un travail continu autour de la présence et de l’écoute.</w:t>
+      </w:r>
+    </w:p>
+    <w:p>
+      <w:pPr>
+        <w:rPr>
+          <w:b/>
+          <w:bCs/>
+        </w:rPr>
+      </w:pPr>
+      <w:r>
+        <w:rPr>
+          <w:b/>
+          <w:bCs/>
+        </w:rPr>
+        <w:t>J’ai travaillé dans l’univers du spa de luxe,</w:t>
+      </w:r>
+      <w:r>
+        <w:rPr>
+          <w:b/>
+          <w:bCs/>
+        </w:rPr>
+        <w:br/>
+        <w:t>et mes voyages ont nourri ma sensibilité,</w:t>
+      </w:r>
+      <w:r>
+        <w:rPr>
+          <w:b/>
+          <w:bCs/>
+        </w:rPr>
+        <w:br/>
+        <w:t>notamment à travers l’ayurvéda.</w:t>
+      </w:r>
+    </w:p>
+    <w:p>
+      <w:pPr>
+        <w:rPr>
+          <w:b/>
+          <w:bCs/>
+        </w:rPr>
+      </w:pPr>
+      <w:r>
+        <w:rPr>
+          <w:b/>
+          <w:bCs/>
+        </w:rPr>
+        <w:t>Je poursuis également une formation en thérapies humanistes.</w:t>
+      </w:r>
+    </w:p>
+    <w:p>
+      <w:pPr>
+        <w:rPr>
+          <w:b/>
+          <w:bCs/>
+        </w:rPr>
+      </w:pPr>
+      <w:r>
+        <w:rPr>
+          <w:b/>
+          <w:bCs/>
+        </w:rPr>
+        <w:t>Chaque séance est avant tout une présence,</w:t>
+      </w:r>
+      <w:r>
+        <w:rPr>
+          <w:b/>
+          <w:bCs/>
+        </w:rPr>
+        <w:br/>
+        <w:t>adaptée à ce qui est là, dans l’instant.</w:t>
+      </w:r>
+    </w:p>
+    <w:p>
+      <w:pPr>
+        <w:rPr>
+          <w:b/>
+          <w:bCs/>
+        </w:rPr>
+      </w:pPr>
+      <w:r>
+        <w:rPr>
+          <w:b/>
+          <w:bCs/>
+        </w:rPr>
+        <w:br/>
+      </w:r>
+    </w:p>
+    <w:p>
+      <w:pPr>
+        <w:rPr>
+          <w:b/>
+          <w:bCs/>
+        </w:rPr>
+      </w:pPr>
+      <w:r>
+        <w:rPr>
+          <w:b/>
+          <w:bCs/>
+        </w:rPr>
+        <w:t>Le cadre (à mettre avant réservation)</w:t>
+      </w:r>
+    </w:p>
+    <w:p>
+      <w:pPr>
+        <w:rPr>
+          <w:b/>
+          <w:bCs/>
+        </w:rPr>
+      </w:pPr>
+      <w:r>
+        <w:rPr>
+          <w:b/>
+          <w:bCs/>
+        </w:rPr>
+        <w:t>Les séances se déroulent dans un espace calme et confidentiel.</w:t>
+      </w:r>
+      <w:r>
+        <w:rPr>
+          <w:b/>
+          <w:bCs/>
+        </w:rPr>
+        <w:br/>
+        <w:t>Le respect, l’écoute et la sécurité sont au cœur de chaque accompagnement.</w:t>
+      </w:r>
+    </w:p>
+    <w:p>
+      <w:pPr>
+        <w:rPr>
+          <w:b/>
+          <w:bCs/>
+        </w:rPr>
+      </w:pPr>
+      <w:r>
+        <w:rPr>
+          <w:b/>
+          <w:bCs/>
+        </w:rPr>
+        <w:t>Les séances sont proposées en nombre limité chaque semaine.</w:t>
+      </w:r>
+    </w:p>
+    <w:p>
+      <w:pPr>
+        <w:rPr>
+          <w:b/>
+          <w:bCs/>
+        </w:rPr>
+      </w:pPr>
+      <w:r>
+        <w:rPr>
+          <w:b/>
+          <w:bCs/>
+        </w:rPr>
+        <w:pict w14:anchorId="66DB7DBC">
+          <v:rect id="_x0000_i1149" style="width:0;height:1.5pt" o:hralign="center" o:hrstd="t" o:hr="t" fillcolor="#a0a0a0" stroked="f"/>
         </w:pict>
       </w:r>
     </w:p>
@@ -647,46 +547,12 @@
           <w:b/>
           <w:bCs/>
         </w:rPr>
-        <w:t>Proposition :</w:t>
-      </w:r>
-    </w:p>
-    <w:p>
-      <w:r>
-        <w:t>Cours (yoga / méditation)</w:t>
-      </w:r>
-      <w:r>
-        <w:br/>
-        <w:t>1h30 — 60€</w:t>
-      </w:r>
-      <w:r>
-        <w:br/>
-        <w:t>(frais de déplacement à prévoir au-delà de X km)</w:t>
-      </w:r>
-    </w:p>
-    <w:p>
-      <w:r>
-        <w:pict w14:anchorId="05BB6D39">
-          <v:rect id="_x0000_i1162" style="width:0;height:1.5pt" o:hralign="center" o:hrstd="t" o:hr="t" fillcolor="#a0a0a0" stroked="f"/>
-        </w:pict>
-      </w:r>
-    </w:p>
-    <w:p>
-      <w:pPr>
-        <w:rPr>
-          <w:b/>
-          <w:bCs/>
-        </w:rPr>
-      </w:pPr>
-      <w:r>
-        <w:rPr>
-          <w:b/>
-          <w:bCs/>
-        </w:rPr>
+        <w:lastRenderedPageBreak/>
         <w:drawing>
-          <wp:inline distT="0" distB="0" distL="0" distR="0" wp14:anchorId="0259C50E" wp14:editId="6234A1E3">
+          <wp:inline distT="0" distB="0" distL="0" distR="0" wp14:anchorId="0D7379B4" wp14:editId="5F3B8D9C">
             <wp:extent cx="304800" cy="304800"/>
             <wp:effectExtent l="0" t="0" r="0" b="0"/>
-            <wp:docPr id="227603807" name="Image 6" descr="🌿"/>
+            <wp:docPr id="85539858" name="Image 6" descr="🌿"/>
             <wp:cNvGraphicFramePr>
               <a:graphicFrameLocks xmlns:a="http://schemas.openxmlformats.org/drawingml/2006/main" noChangeAspect="1"/>
             </wp:cNvGraphicFramePr>
@@ -694,13 +560,13 @@
               <a:graphicData uri="http://schemas.openxmlformats.org/drawingml/2006/picture">
                 <pic:pic xmlns:pic="http://schemas.openxmlformats.org/drawingml/2006/picture">
                   <pic:nvPicPr>
-                    <pic:cNvPr id="0" name="Picture 139" descr="🌿"/>
+                    <pic:cNvPr id="0" name="Picture 126" descr="🌿"/>
                     <pic:cNvPicPr>
                       <a:picLocks noChangeAspect="1" noChangeArrowheads="1"/>
                     </pic:cNvPicPr>
                   </pic:nvPicPr>
                   <pic:blipFill>
-                    <a:blip r:embed="rId4">
+                    <a:blip r:embed="rId5">
                       <a:extLst>
                         <a:ext uri="{28A0092B-C50C-407E-A947-70E740481C1C}">
                           <a14:useLocalDpi xmlns:a14="http://schemas.microsoft.com/office/drawing/2010/main" val="0"/>
@@ -736,35 +602,122 @@
           <w:b/>
           <w:bCs/>
         </w:rPr>
-        <w:t> Adresse</w:t>
-      </w:r>
-    </w:p>
-    <w:p>
-      <w:r>
-        <w:t>Cabinet médical</w:t>
-      </w:r>
-      <w:r>
+        <w:t> PAGE “LE SOIN”</w:t>
+      </w:r>
+    </w:p>
+    <w:p>
+      <w:pPr>
+        <w:rPr>
+          <w:b/>
+          <w:bCs/>
+        </w:rPr>
+      </w:pPr>
+      <w:r>
+        <w:rPr>
+          <w:b/>
+          <w:bCs/>
+        </w:rPr>
+        <w:t>Le soin </w:t>
+      </w:r>
+    </w:p>
+    <w:p>
+      <w:pPr>
+        <w:rPr>
+          <w:b/>
+          <w:bCs/>
+        </w:rPr>
+      </w:pPr>
+      <w:r>
+        <w:rPr>
+          <w:b/>
+          <w:bCs/>
+        </w:rPr>
+        <w:t>Un massage unique.</w:t>
+      </w:r>
+    </w:p>
+    <w:p>
+      <w:pPr>
+        <w:rPr>
+          <w:b/>
+          <w:bCs/>
+        </w:rPr>
+      </w:pPr>
+      <w:r>
+        <w:rPr>
+          <w:b/>
+          <w:bCs/>
+        </w:rPr>
+        <w:t>Un soin qui se construit dans l’instant,</w:t>
+      </w:r>
+      <w:r>
+        <w:rPr>
+          <w:b/>
+          <w:bCs/>
+        </w:rPr>
         <w:br/>
-        <w:t>2 rue des Sols</w:t>
-      </w:r>
-      <w:r>
+        <w:t>à partir de ce qui est là.</w:t>
+      </w:r>
+    </w:p>
+    <w:p>
+      <w:pPr>
+        <w:rPr>
+          <w:b/>
+          <w:bCs/>
+        </w:rPr>
+      </w:pPr>
+      <w:r>
+        <w:rPr>
+          <w:b/>
+          <w:bCs/>
+        </w:rPr>
+        <w:t>Le toucher est lent, enveloppant, parfois plus appuyé.</w:t>
+      </w:r>
+      <w:r>
+        <w:rPr>
+          <w:b/>
+          <w:bCs/>
+        </w:rPr>
         <w:br/>
-        <w:t>32200 Gimont</w:t>
-      </w:r>
-    </w:p>
-    <w:p>
-      <w:r>
-        <w:t>Le parking se situe à 1 minute à pied,</w:t>
-      </w:r>
-      <w:r>
+        <w:t>Il suit le corps, plutôt qu’il ne dirige.</w:t>
+      </w:r>
+    </w:p>
+    <w:p>
+      <w:pPr>
+        <w:rPr>
+          <w:b/>
+          <w:bCs/>
+        </w:rPr>
+      </w:pPr>
+      <w:r>
+        <w:rPr>
+          <w:b/>
+          <w:bCs/>
+        </w:rPr>
+        <w:t>Un espace pour relâcher,</w:t>
+      </w:r>
+      <w:r>
+        <w:rPr>
+          <w:b/>
+          <w:bCs/>
+        </w:rPr>
         <w:br/>
-        <w:t>rue Monplaisir, en face de l’école primaire.</w:t>
-      </w:r>
-    </w:p>
-    <w:p>
-      <w:r>
-        <w:pict w14:anchorId="48E9570B">
-          <v:rect id="_x0000_i1164" style="width:0;height:1.5pt" o:hralign="center" o:hrstd="t" o:hr="t" fillcolor="#a0a0a0" stroked="f"/>
+        <w:t>et revenir à des sensations plus simples.</w:t>
+      </w:r>
+    </w:p>
+    <w:p>
+      <w:pPr>
+        <w:rPr>
+          <w:b/>
+          <w:bCs/>
+        </w:rPr>
+      </w:pPr>
+      <w:r>
+        <w:rPr>
+          <w:b/>
+          <w:bCs/>
+        </w:rPr>
+        <w:pict w14:anchorId="2210B127">
+          <v:rect id="_x0000_i1151" style="width:0;height:1.5pt" o:hralign="center" o:hrstd="t" o:hr="t" fillcolor="#a0a0a0" stroked="f"/>
         </w:pict>
       </w:r>
     </w:p>
@@ -780,11 +733,180 @@
           <w:b/>
           <w:bCs/>
         </w:rPr>
+        <w:t>Informations</w:t>
+      </w:r>
+    </w:p>
+    <w:p>
+      <w:pPr>
+        <w:rPr>
+          <w:b/>
+          <w:bCs/>
+        </w:rPr>
+      </w:pPr>
+      <w:r>
+        <w:rPr>
+          <w:b/>
+          <w:bCs/>
+        </w:rPr>
+        <w:t>Le soin se reçoit à l’huile d’amande douce chaude, jusqu’au cuir chevelu.</w:t>
+      </w:r>
+      <w:r>
+        <w:rPr>
+          <w:b/>
+          <w:bCs/>
+        </w:rPr>
+        <w:br/>
+        <w:t>Prendre le temps ensuite fait partie de l’expérience.</w:t>
+      </w:r>
+    </w:p>
+    <w:p>
+      <w:pPr>
+        <w:rPr>
+          <w:b/>
+          <w:bCs/>
+        </w:rPr>
+      </w:pPr>
+      <w:r>
+        <w:rPr>
+          <w:b/>
+          <w:bCs/>
+        </w:rPr>
+        <w:pict w14:anchorId="7568F8EF">
+          <v:rect id="_x0000_i1152" style="width:0;height:1.5pt" o:hralign="center" o:hrstd="t" o:hr="t" fillcolor="#a0a0a0" stroked="f"/>
+        </w:pict>
+      </w:r>
+    </w:p>
+    <w:p>
+      <w:pPr>
+        <w:rPr>
+          <w:b/>
+          <w:bCs/>
+        </w:rPr>
+      </w:pPr>
+      <w:r>
+        <w:rPr>
+          <w:b/>
+          <w:bCs/>
+        </w:rPr>
+        <w:t>Le déroulé </w:t>
+      </w:r>
+    </w:p>
+    <w:p>
+      <w:pPr>
+        <w:rPr>
+          <w:b/>
+          <w:bCs/>
+        </w:rPr>
+      </w:pPr>
+      <w:r>
+        <w:rPr>
+          <w:b/>
+          <w:bCs/>
+        </w:rPr>
+        <w:t>Chaque séance commence par un temps d’échange.</w:t>
+      </w:r>
+    </w:p>
+    <w:p>
+      <w:pPr>
+        <w:rPr>
+          <w:b/>
+          <w:bCs/>
+        </w:rPr>
+      </w:pPr>
+      <w:r>
+        <w:rPr>
+          <w:b/>
+          <w:bCs/>
+        </w:rPr>
+        <w:t>Le massage se reçoit à l’huile chaude,</w:t>
+      </w:r>
+      <w:r>
+        <w:rPr>
+          <w:b/>
+          <w:bCs/>
+        </w:rPr>
+        <w:br/>
+        <w:t>dans un rythme lent et adapté à chacun.</w:t>
+      </w:r>
+    </w:p>
+    <w:p>
+      <w:pPr>
+        <w:rPr>
+          <w:b/>
+          <w:bCs/>
+        </w:rPr>
+      </w:pPr>
+      <w:r>
+        <w:rPr>
+          <w:b/>
+          <w:bCs/>
+        </w:rPr>
+        <w:t>Un temps est laissé à la fin,</w:t>
+      </w:r>
+      <w:r>
+        <w:rPr>
+          <w:b/>
+          <w:bCs/>
+        </w:rPr>
+        <w:br/>
+        <w:t>pour revenir tranquillement.</w:t>
+      </w:r>
+    </w:p>
+    <w:p>
+      <w:pPr>
+        <w:rPr>
+          <w:b/>
+          <w:bCs/>
+        </w:rPr>
+      </w:pPr>
+      <w:r>
+        <w:rPr>
+          <w:b/>
+          <w:bCs/>
+        </w:rPr>
+        <w:t>Le soin peut inclure des dimensions sonores et olfactives,</w:t>
+      </w:r>
+      <w:r>
+        <w:rPr>
+          <w:b/>
+          <w:bCs/>
+        </w:rPr>
+        <w:br/>
+        <w:t>selon ce qui se présente.</w:t>
+      </w:r>
+    </w:p>
+    <w:p>
+      <w:pPr>
+        <w:rPr>
+          <w:b/>
+          <w:bCs/>
+        </w:rPr>
+      </w:pPr>
+      <w:r>
+        <w:rPr>
+          <w:b/>
+          <w:bCs/>
+        </w:rPr>
+        <w:br/>
+      </w:r>
+    </w:p>
+    <w:p>
+      <w:pPr>
+        <w:rPr>
+          <w:b/>
+          <w:bCs/>
+        </w:rPr>
+      </w:pPr>
+      <w:r>
+        <w:rPr>
+          <w:b/>
+          <w:bCs/>
+        </w:rPr>
         <w:drawing>
-          <wp:inline distT="0" distB="0" distL="0" distR="0" wp14:anchorId="3ABD1A3D" wp14:editId="47F34738">
+          <wp:inline distT="0" distB="0" distL="0" distR="0" wp14:anchorId="5722EBDF" wp14:editId="0525F157">
             <wp:extent cx="304800" cy="304800"/>
             <wp:effectExtent l="0" t="0" r="0" b="0"/>
-            <wp:docPr id="389430888" name="Image 5" descr="🌿"/>
+            <wp:docPr id="1566283904" name="Image 5" descr="🌿"/>
             <wp:cNvGraphicFramePr>
               <a:graphicFrameLocks xmlns:a="http://schemas.openxmlformats.org/drawingml/2006/main" noChangeAspect="1"/>
             </wp:cNvGraphicFramePr>
@@ -792,13 +914,13 @@
               <a:graphicData uri="http://schemas.openxmlformats.org/drawingml/2006/picture">
                 <pic:pic xmlns:pic="http://schemas.openxmlformats.org/drawingml/2006/picture">
                   <pic:nvPicPr>
-                    <pic:cNvPr id="0" name="Picture 141" descr="🌿"/>
+                    <pic:cNvPr id="0" name="Picture 129" descr="🌿"/>
                     <pic:cNvPicPr>
                       <a:picLocks noChangeAspect="1" noChangeArrowheads="1"/>
                     </pic:cNvPicPr>
                   </pic:nvPicPr>
                   <pic:blipFill>
-                    <a:blip r:embed="rId4">
+                    <a:blip r:embed="rId5">
                       <a:extLst>
                         <a:ext uri="{28A0092B-C50C-407E-A947-70E740481C1C}">
                           <a14:useLocalDpi xmlns:a14="http://schemas.microsoft.com/office/drawing/2010/main" val="0"/>
@@ -834,25 +956,227 @@
           <w:b/>
           <w:bCs/>
         </w:rPr>
-        <w:t> CONTACT</w:t>
-      </w:r>
-    </w:p>
-    <w:p>
-      <w:r>
-        <w:t>Téléphone : 06 62 29 96 00</w:t>
-      </w:r>
-      <w:r>
+        <w:t> FAQ </w:t>
+      </w:r>
+    </w:p>
+    <w:p>
+      <w:pPr>
+        <w:rPr>
+          <w:b/>
+          <w:bCs/>
+        </w:rPr>
+      </w:pPr>
+      <w:r>
+        <w:rPr>
+          <w:b/>
+          <w:bCs/>
+        </w:rPr>
         <w:br/>
-        <w:t>Email : </w:t>
-      </w:r>
-      <w:hyperlink r:id="rId5" w:tgtFrame="_blank" w:history="1">
-        <w:r>
-          <w:rPr>
-            <w:rStyle w:val="Lienhypertexte"/>
-          </w:rPr>
-          <w:t>eugenie.segalas@gmail.com</w:t>
-        </w:r>
-      </w:hyperlink>
+      </w:r>
+    </w:p>
+    <w:p>
+      <w:pPr>
+        <w:rPr>
+          <w:b/>
+          <w:bCs/>
+        </w:rPr>
+      </w:pPr>
+      <w:r>
+        <w:rPr>
+          <w:b/>
+          <w:bCs/>
+        </w:rPr>
+        <w:t>Faut-il prévoir quelque chose après la séance ?</w:t>
+      </w:r>
+    </w:p>
+    <w:p>
+      <w:pPr>
+        <w:rPr>
+          <w:b/>
+          <w:bCs/>
+        </w:rPr>
+      </w:pPr>
+      <w:r>
+        <w:rPr>
+          <w:b/>
+          <w:bCs/>
+        </w:rPr>
+        <w:t>Je vous invite à prévoir un moment tranquille après le soin,</w:t>
+      </w:r>
+      <w:r>
+        <w:rPr>
+          <w:b/>
+          <w:bCs/>
+        </w:rPr>
+        <w:br/>
+        <w:t>pour laisser le corps intégrer.</w:t>
+      </w:r>
+    </w:p>
+    <w:p>
+      <w:pPr>
+        <w:rPr>
+          <w:b/>
+          <w:bCs/>
+        </w:rPr>
+      </w:pPr>
+      <w:r>
+        <w:rPr>
+          <w:b/>
+          <w:bCs/>
+        </w:rPr>
+        <w:t>Porter une tenue confortable qui ne craint pas l’huile est préférable.</w:t>
+      </w:r>
+      <w:r>
+        <w:rPr>
+          <w:b/>
+          <w:bCs/>
+        </w:rPr>
+        <w:br/>
+        <w:t>Boire de l’eau ensuite est recommandé.</w:t>
+      </w:r>
+    </w:p>
+    <w:p>
+      <w:pPr>
+        <w:rPr>
+          <w:b/>
+          <w:bCs/>
+        </w:rPr>
+      </w:pPr>
+      <w:r>
+        <w:rPr>
+          <w:b/>
+          <w:bCs/>
+        </w:rPr>
+        <w:pict w14:anchorId="71BFBE5F">
+          <v:rect id="_x0000_i1154" style="width:0;height:1.5pt" o:hralign="center" o:hrstd="t" o:hr="t" fillcolor="#a0a0a0" stroked="f"/>
+        </w:pict>
+      </w:r>
+    </w:p>
+    <w:p>
+      <w:pPr>
+        <w:rPr>
+          <w:b/>
+          <w:bCs/>
+        </w:rPr>
+      </w:pPr>
+      <w:r>
+        <w:rPr>
+          <w:b/>
+          <w:bCs/>
+        </w:rPr>
+        <w:t>Comment s’habiller ?</w:t>
+      </w:r>
+    </w:p>
+    <w:p>
+      <w:pPr>
+        <w:rPr>
+          <w:b/>
+          <w:bCs/>
+        </w:rPr>
+      </w:pPr>
+      <w:r>
+        <w:rPr>
+          <w:b/>
+          <w:bCs/>
+        </w:rPr>
+        <w:lastRenderedPageBreak/>
+        <w:t>Vous pouvez venir simplement, comme vous êtes.</w:t>
+      </w:r>
+    </w:p>
+    <w:p>
+      <w:pPr>
+        <w:rPr>
+          <w:b/>
+          <w:bCs/>
+        </w:rPr>
+      </w:pPr>
+      <w:r>
+        <w:rPr>
+          <w:b/>
+          <w:bCs/>
+        </w:rPr>
+        <w:t>Une tenue confortable pour l’après séance est conseillée.</w:t>
+      </w:r>
+      <w:r>
+        <w:rPr>
+          <w:b/>
+          <w:bCs/>
+        </w:rPr>
+        <w:br/>
+        <w:t>Les bijoux seront retirés avant le massage.</w:t>
+      </w:r>
+    </w:p>
+    <w:p>
+      <w:pPr>
+        <w:rPr>
+          <w:b/>
+          <w:bCs/>
+        </w:rPr>
+      </w:pPr>
+      <w:r>
+        <w:rPr>
+          <w:b/>
+          <w:bCs/>
+        </w:rPr>
+        <w:pict w14:anchorId="63F74615">
+          <v:rect id="_x0000_i1155" style="width:0;height:1.5pt" o:hralign="center" o:hrstd="t" o:hr="t" fillcolor="#a0a0a0" stroked="f"/>
+        </w:pict>
+      </w:r>
+    </w:p>
+    <w:p>
+      <w:pPr>
+        <w:rPr>
+          <w:b/>
+          <w:bCs/>
+        </w:rPr>
+      </w:pPr>
+      <w:r>
+        <w:rPr>
+          <w:b/>
+          <w:bCs/>
+        </w:rPr>
+        <w:t>Le massage est-il adapté à tous ?</w:t>
+      </w:r>
+    </w:p>
+    <w:p>
+      <w:pPr>
+        <w:rPr>
+          <w:b/>
+          <w:bCs/>
+        </w:rPr>
+      </w:pPr>
+      <w:r>
+        <w:rPr>
+          <w:b/>
+          <w:bCs/>
+        </w:rPr>
+        <w:t>Le massage s’adapte à chaque personne,</w:t>
+      </w:r>
+      <w:r>
+        <w:rPr>
+          <w:b/>
+          <w:bCs/>
+        </w:rPr>
+        <w:br/>
+        <w:t>dans le respect du corps et de ses besoins.</w:t>
+      </w:r>
+    </w:p>
+    <w:p>
+      <w:r>
+        <w:rPr>
+          <w:b/>
+          <w:bCs/>
+        </w:rPr>
+        <w:t>Il peut être reçu à tout âge,</w:t>
+      </w:r>
+      <w:r>
+        <w:rPr>
+          <w:b/>
+          <w:bCs/>
+        </w:rPr>
+        <w:br/>
+        <w:t>avec une approche toujours ajustée.</w:t>
+      </w:r>
     </w:p>
     <w:sectPr>
       <w:pgSz w:w="11906" w:h="16838"/>
@@ -862,6 +1186,315 @@
     </w:sectPr>
   </w:body>
 </w:document>
+</file>
+
+<file path=word/numbering.xml><?xml version="1.0" encoding="utf-8"?>
+<w:numbering xmlns:wpc="http://schemas.microsoft.com/office/word/2010/wordprocessingCanvas" xmlns:cx="http://schemas.microsoft.com/office/drawing/2014/chartex" xmlns:cx1="http://schemas.microsoft.com/office/drawing/2015/9/8/chartex" xmlns:cx2="http://schemas.microsoft.com/office/drawing/2015/10/21/chartex" xmlns:cx3="http://schemas.microsoft.com/office/drawing/2016/5/9/chartex" xmlns:cx4="http://schemas.microsoft.com/office/drawing/2016/5/10/chartex" xmlns:cx5="http://schemas.microsoft.com/office/drawing/2016/5/11/chartex" xmlns:cx6="http://schemas.microsoft.com/office/drawing/2016/5/12/chartex" xmlns:cx7="http://schemas.microsoft.com/office/drawing/2016/5/13/chartex" xmlns:cx8="http://schemas.microsoft.com/office/drawing/2016/5/14/chartex" xmlns:mc="http://schemas.openxmlformats.org/markup-compatibility/2006" xmlns:aink="http://schemas.microsoft.com/office/drawing/2016/ink" xmlns:am3d="http://schemas.microsoft.com/office/drawing/2017/model3d" xmlns:o="urn:schemas-microsoft-com:office:office" xmlns:oel="http://schemas.microsoft.com/office/2019/extlst" xmlns:r="http://schemas.openxmlformats.org/officeDocument/2006/relationships" xmlns:m="http://schemas.openxmlformats.org/officeDocument/2006/math" xmlns:v="urn:schemas-microsoft-com:vml" xmlns:wp14="http://schemas.microsoft.com/office/word/2010/wordprocessingDrawing" xmlns:wp="http://schemas.openxmlformats.org/drawingml/2006/wordprocessingDrawing" xmlns:w10="urn:schemas-microsoft-com:office:word" xmlns:w="http://schemas.openxmlformats.org/wordprocessingml/2006/main" xmlns:w14="http://schemas.microsoft.com/office/word/2010/wordml" xmlns:w15="http://schemas.microsoft.com/office/word/2012/wordml" xmlns:w16cex="http://schemas.microsoft.com/office/word/2018/wordml/cex" xmlns:w16cid="http://schemas.microsoft.com/office/word/2016/wordml/cid" xmlns:w16="http://schemas.microsoft.com/office/word/2018/wordml" xmlns:w16du="http://schemas.microsoft.com/office/word/2023/wordml/word16du" xmlns:w16sdtdh="http://schemas.microsoft.com/office/word/2020/wordml/sdtdatahash" xmlns:w16sdtfl="http://schemas.microsoft.com/office/word/2024/wordml/sdtformatlock" xmlns:w16se="http://schemas.microsoft.com/office/word/2015/wordml/symex" xmlns:wpg="http://schemas.microsoft.com/office/word/2010/wordprocessingGroup" xmlns:wpi="http://schemas.microsoft.com/office/word/2010/wordprocessingInk" xmlns:wne="http://schemas.microsoft.com/office/word/2006/wordml" xmlns:wps="http://schemas.microsoft.com/office/word/2010/wordprocessingShape" mc:Ignorable="w14 w15 w16se w16cid w16 w16cex w16sdtdh w16sdtfl w16du wp14">
+  <w:abstractNum w:abstractNumId="0" w15:restartNumberingAfterBreak="0">
+    <w:nsid w:val="21516076"/>
+    <w:multiLevelType w:val="multilevel"/>
+    <w:tmpl w:val="A3EC1E46"/>
+    <w:lvl w:ilvl="0">
+      <w:start w:val="1"/>
+      <w:numFmt w:val="bullet"/>
+      <w:lvlText w:val=""/>
+      <w:lvlJc w:val="left"/>
+      <w:pPr>
+        <w:tabs>
+          <w:tab w:val="num" w:pos="720"/>
+        </w:tabs>
+        <w:ind w:left="720" w:hanging="360"/>
+      </w:pPr>
+      <w:rPr>
+        <w:rFonts w:ascii="Symbol" w:hAnsi="Symbol" w:hint="default"/>
+        <w:sz w:val="20"/>
+      </w:rPr>
+    </w:lvl>
+    <w:lvl w:ilvl="1" w:tentative="1">
+      <w:start w:val="1"/>
+      <w:numFmt w:val="bullet"/>
+      <w:lvlText w:val="o"/>
+      <w:lvlJc w:val="left"/>
+      <w:pPr>
+        <w:tabs>
+          <w:tab w:val="num" w:pos="1440"/>
+        </w:tabs>
+        <w:ind w:left="1440" w:hanging="360"/>
+      </w:pPr>
+      <w:rPr>
+        <w:rFonts w:ascii="Courier New" w:hAnsi="Courier New" w:hint="default"/>
+        <w:sz w:val="20"/>
+      </w:rPr>
+    </w:lvl>
+    <w:lvl w:ilvl="2" w:tentative="1">
+      <w:start w:val="1"/>
+      <w:numFmt w:val="bullet"/>
+      <w:lvlText w:val=""/>
+      <w:lvlJc w:val="left"/>
+      <w:pPr>
+        <w:tabs>
+          <w:tab w:val="num" w:pos="2160"/>
+        </w:tabs>
+        <w:ind w:left="2160" w:hanging="360"/>
+      </w:pPr>
+      <w:rPr>
+        <w:rFonts w:ascii="Wingdings" w:hAnsi="Wingdings" w:hint="default"/>
+        <w:sz w:val="20"/>
+      </w:rPr>
+    </w:lvl>
+    <w:lvl w:ilvl="3" w:tentative="1">
+      <w:start w:val="1"/>
+      <w:numFmt w:val="bullet"/>
+      <w:lvlText w:val=""/>
+      <w:lvlJc w:val="left"/>
+      <w:pPr>
+        <w:tabs>
+          <w:tab w:val="num" w:pos="2880"/>
+        </w:tabs>
+        <w:ind w:left="2880" w:hanging="360"/>
+      </w:pPr>
+      <w:rPr>
+        <w:rFonts w:ascii="Wingdings" w:hAnsi="Wingdings" w:hint="default"/>
+        <w:sz w:val="20"/>
+      </w:rPr>
+    </w:lvl>
+    <w:lvl w:ilvl="4" w:tentative="1">
+      <w:start w:val="1"/>
+      <w:numFmt w:val="bullet"/>
+      <w:lvlText w:val=""/>
+      <w:lvlJc w:val="left"/>
+      <w:pPr>
+        <w:tabs>
+          <w:tab w:val="num" w:pos="3600"/>
+        </w:tabs>
+        <w:ind w:left="3600" w:hanging="360"/>
+      </w:pPr>
+      <w:rPr>
+        <w:rFonts w:ascii="Wingdings" w:hAnsi="Wingdings" w:hint="default"/>
+        <w:sz w:val="20"/>
+      </w:rPr>
+    </w:lvl>
+    <w:lvl w:ilvl="5" w:tentative="1">
+      <w:start w:val="1"/>
+      <w:numFmt w:val="bullet"/>
+      <w:lvlText w:val=""/>
+      <w:lvlJc w:val="left"/>
+      <w:pPr>
+        <w:tabs>
+          <w:tab w:val="num" w:pos="4320"/>
+        </w:tabs>
+        <w:ind w:left="4320" w:hanging="360"/>
+      </w:pPr>
+      <w:rPr>
+        <w:rFonts w:ascii="Wingdings" w:hAnsi="Wingdings" w:hint="default"/>
+        <w:sz w:val="20"/>
+      </w:rPr>
+    </w:lvl>
+    <w:lvl w:ilvl="6" w:tentative="1">
+      <w:start w:val="1"/>
+      <w:numFmt w:val="bullet"/>
+      <w:lvlText w:val=""/>
+      <w:lvlJc w:val="left"/>
+      <w:pPr>
+        <w:tabs>
+          <w:tab w:val="num" w:pos="5040"/>
+        </w:tabs>
+        <w:ind w:left="5040" w:hanging="360"/>
+      </w:pPr>
+      <w:rPr>
+        <w:rFonts w:ascii="Wingdings" w:hAnsi="Wingdings" w:hint="default"/>
+        <w:sz w:val="20"/>
+      </w:rPr>
+    </w:lvl>
+    <w:lvl w:ilvl="7" w:tentative="1">
+      <w:start w:val="1"/>
+      <w:numFmt w:val="bullet"/>
+      <w:lvlText w:val=""/>
+      <w:lvlJc w:val="left"/>
+      <w:pPr>
+        <w:tabs>
+          <w:tab w:val="num" w:pos="5760"/>
+        </w:tabs>
+        <w:ind w:left="5760" w:hanging="360"/>
+      </w:pPr>
+      <w:rPr>
+        <w:rFonts w:ascii="Wingdings" w:hAnsi="Wingdings" w:hint="default"/>
+        <w:sz w:val="20"/>
+      </w:rPr>
+    </w:lvl>
+    <w:lvl w:ilvl="8" w:tentative="1">
+      <w:start w:val="1"/>
+      <w:numFmt w:val="bullet"/>
+      <w:lvlText w:val=""/>
+      <w:lvlJc w:val="left"/>
+      <w:pPr>
+        <w:tabs>
+          <w:tab w:val="num" w:pos="6480"/>
+        </w:tabs>
+        <w:ind w:left="6480" w:hanging="360"/>
+      </w:pPr>
+      <w:rPr>
+        <w:rFonts w:ascii="Wingdings" w:hAnsi="Wingdings" w:hint="default"/>
+        <w:sz w:val="20"/>
+      </w:rPr>
+    </w:lvl>
+  </w:abstractNum>
+  <w:abstractNum w:abstractNumId="1" w15:restartNumberingAfterBreak="0">
+    <w:nsid w:val="51C07639"/>
+    <w:multiLevelType w:val="multilevel"/>
+    <w:tmpl w:val="8FF6620E"/>
+    <w:lvl w:ilvl="0">
+      <w:start w:val="1"/>
+      <w:numFmt w:val="bullet"/>
+      <w:lvlText w:val=""/>
+      <w:lvlJc w:val="left"/>
+      <w:pPr>
+        <w:tabs>
+          <w:tab w:val="num" w:pos="720"/>
+        </w:tabs>
+        <w:ind w:left="720" w:hanging="360"/>
+      </w:pPr>
+      <w:rPr>
+        <w:rFonts w:ascii="Symbol" w:hAnsi="Symbol" w:hint="default"/>
+        <w:sz w:val="20"/>
+      </w:rPr>
+    </w:lvl>
+    <w:lvl w:ilvl="1" w:tentative="1">
+      <w:start w:val="1"/>
+      <w:numFmt w:val="bullet"/>
+      <w:lvlText w:val="o"/>
+      <w:lvlJc w:val="left"/>
+      <w:pPr>
+        <w:tabs>
+          <w:tab w:val="num" w:pos="1440"/>
+        </w:tabs>
+        <w:ind w:left="1440" w:hanging="360"/>
+      </w:pPr>
+      <w:rPr>
+        <w:rFonts w:ascii="Courier New" w:hAnsi="Courier New" w:hint="default"/>
+        <w:sz w:val="20"/>
+      </w:rPr>
+    </w:lvl>
+    <w:lvl w:ilvl="2" w:tentative="1">
+      <w:start w:val="1"/>
+      <w:numFmt w:val="bullet"/>
+      <w:lvlText w:val=""/>
+      <w:lvlJc w:val="left"/>
+      <w:pPr>
+        <w:tabs>
+          <w:tab w:val="num" w:pos="2160"/>
+        </w:tabs>
+        <w:ind w:left="2160" w:hanging="360"/>
+      </w:pPr>
+      <w:rPr>
+        <w:rFonts w:ascii="Wingdings" w:hAnsi="Wingdings" w:hint="default"/>
+        <w:sz w:val="20"/>
+      </w:rPr>
+    </w:lvl>
+    <w:lvl w:ilvl="3" w:tentative="1">
+      <w:start w:val="1"/>
+      <w:numFmt w:val="bullet"/>
+      <w:lvlText w:val=""/>
+      <w:lvlJc w:val="left"/>
+      <w:pPr>
+        <w:tabs>
+          <w:tab w:val="num" w:pos="2880"/>
+        </w:tabs>
+        <w:ind w:left="2880" w:hanging="360"/>
+      </w:pPr>
+      <w:rPr>
+        <w:rFonts w:ascii="Wingdings" w:hAnsi="Wingdings" w:hint="default"/>
+        <w:sz w:val="20"/>
+      </w:rPr>
+    </w:lvl>
+    <w:lvl w:ilvl="4" w:tentative="1">
+      <w:start w:val="1"/>
+      <w:numFmt w:val="bullet"/>
+      <w:lvlText w:val=""/>
+      <w:lvlJc w:val="left"/>
+      <w:pPr>
+        <w:tabs>
+          <w:tab w:val="num" w:pos="3600"/>
+        </w:tabs>
+        <w:ind w:left="3600" w:hanging="360"/>
+      </w:pPr>
+      <w:rPr>
+        <w:rFonts w:ascii="Wingdings" w:hAnsi="Wingdings" w:hint="default"/>
+        <w:sz w:val="20"/>
+      </w:rPr>
+    </w:lvl>
+    <w:lvl w:ilvl="5" w:tentative="1">
+      <w:start w:val="1"/>
+      <w:numFmt w:val="bullet"/>
+      <w:lvlText w:val=""/>
+      <w:lvlJc w:val="left"/>
+      <w:pPr>
+        <w:tabs>
+          <w:tab w:val="num" w:pos="4320"/>
+        </w:tabs>
+        <w:ind w:left="4320" w:hanging="360"/>
+      </w:pPr>
+      <w:rPr>
+        <w:rFonts w:ascii="Wingdings" w:hAnsi="Wingdings" w:hint="default"/>
+        <w:sz w:val="20"/>
+      </w:rPr>
+    </w:lvl>
+    <w:lvl w:ilvl="6" w:tentative="1">
+      <w:start w:val="1"/>
+      <w:numFmt w:val="bullet"/>
+      <w:lvlText w:val=""/>
+      <w:lvlJc w:val="left"/>
+      <w:pPr>
+        <w:tabs>
+          <w:tab w:val="num" w:pos="5040"/>
+        </w:tabs>
+        <w:ind w:left="5040" w:hanging="360"/>
+      </w:pPr>
+      <w:rPr>
+        <w:rFonts w:ascii="Wingdings" w:hAnsi="Wingdings" w:hint="default"/>
+        <w:sz w:val="20"/>
+      </w:rPr>
+    </w:lvl>
+    <w:lvl w:ilvl="7" w:tentative="1">
+      <w:start w:val="1"/>
+      <w:numFmt w:val="bullet"/>
+      <w:lvlText w:val=""/>
+      <w:lvlJc w:val="left"/>
+      <w:pPr>
+        <w:tabs>
+          <w:tab w:val="num" w:pos="5760"/>
+        </w:tabs>
+        <w:ind w:left="5760" w:hanging="360"/>
+      </w:pPr>
+      <w:rPr>
+        <w:rFonts w:ascii="Wingdings" w:hAnsi="Wingdings" w:hint="default"/>
+        <w:sz w:val="20"/>
+      </w:rPr>
+    </w:lvl>
+    <w:lvl w:ilvl="8" w:tentative="1">
+      <w:start w:val="1"/>
+      <w:numFmt w:val="bullet"/>
+      <w:lvlText w:val=""/>
+      <w:lvlJc w:val="left"/>
+      <w:pPr>
+        <w:tabs>
+          <w:tab w:val="num" w:pos="6480"/>
+        </w:tabs>
+        <w:ind w:left="6480" w:hanging="360"/>
+      </w:pPr>
+      <w:rPr>
+        <w:rFonts w:ascii="Wingdings" w:hAnsi="Wingdings" w:hint="default"/>
+        <w:sz w:val="20"/>
+      </w:rPr>
+    </w:lvl>
+  </w:abstractNum>
+  <w:num w:numId="1" w16cid:durableId="1405569717">
+    <w:abstractNumId w:val="0"/>
+  </w:num>
+  <w:num w:numId="2" w16cid:durableId="400258302">
+    <w:abstractNumId w:val="1"/>
+  </w:num>
+</w:numbering>
 </file>
 
 <file path=word/styles.xml><?xml version="1.0" encoding="utf-8"?>
